--- a/report/notes/Notes.docx
+++ b/report/notes/Notes.docx
@@ -8,7 +8,1744 @@
       </w:r>
     </w:p>
     <w:p/>
+    <w:p>
+      <w:r>
+        <w:t>AIM – Annotation of cells using foundation model</w:t>
+      </w:r>
+    </w:p>
+    <w:p>
+      <w:pPr>
+        <w:pStyle w:val="ListParagraph"/>
+        <w:numPr>
+          <w:ilvl w:val="0"/>
+          <w:numId w:val="1"/>
+        </w:numPr>
+      </w:pPr>
+      <w:r>
+        <w:t>What is a foundation model?</w:t>
+      </w:r>
+    </w:p>
+    <w:p>
+      <w:pPr>
+        <w:pStyle w:val="ListParagraph"/>
+        <w:numPr>
+          <w:ilvl w:val="1"/>
+          <w:numId w:val="1"/>
+        </w:numPr>
+      </w:pPr>
+      <w:r>
+        <w:t xml:space="preserve">Two important things: </w:t>
+      </w:r>
+      <w:r>
+        <w:t>large-</w:t>
+      </w:r>
+      <w:r>
+        <w:t xml:space="preserve"> scale and multipurpose base </w:t>
+      </w:r>
+    </w:p>
+    <w:p>
+      <w:pPr>
+        <w:pStyle w:val="ListParagraph"/>
+        <w:numPr>
+          <w:ilvl w:val="1"/>
+          <w:numId w:val="1"/>
+        </w:numPr>
+      </w:pPr>
+      <w:r>
+        <w:t>Not meant to do just one specific task</w:t>
+      </w:r>
+    </w:p>
+    <w:p>
+      <w:pPr>
+        <w:pStyle w:val="ListParagraph"/>
+        <w:numPr>
+          <w:ilvl w:val="1"/>
+          <w:numId w:val="1"/>
+        </w:numPr>
+      </w:pPr>
+      <w:r>
+        <w:t>Training data:</w:t>
+      </w:r>
+    </w:p>
+    <w:p>
+      <w:pPr>
+        <w:pStyle w:val="ListParagraph"/>
+        <w:numPr>
+          <w:ilvl w:val="2"/>
+          <w:numId w:val="1"/>
+        </w:numPr>
+      </w:pPr>
+      <w:r>
+        <w:t>Vast amount</w:t>
+      </w:r>
+    </w:p>
+    <w:p>
+      <w:pPr>
+        <w:pStyle w:val="ListParagraph"/>
+        <w:numPr>
+          <w:ilvl w:val="2"/>
+          <w:numId w:val="1"/>
+        </w:numPr>
+      </w:pPr>
+      <w:r>
+        <w:t>Broad and diverse data (</w:t>
+      </w:r>
+      <w:r>
+        <w:t>general-purpose</w:t>
+      </w:r>
+      <w:r>
+        <w:t>)</w:t>
+      </w:r>
+    </w:p>
+    <w:p>
+      <w:pPr>
+        <w:pStyle w:val="ListParagraph"/>
+        <w:numPr>
+          <w:ilvl w:val="1"/>
+          <w:numId w:val="1"/>
+        </w:numPr>
+      </w:pPr>
+      <w:r>
+        <w:t>Self-supervised learning (SSL)</w:t>
+      </w:r>
+    </w:p>
+    <w:p>
+      <w:pPr>
+        <w:pStyle w:val="ListParagraph"/>
+        <w:numPr>
+          <w:ilvl w:val="2"/>
+          <w:numId w:val="1"/>
+        </w:numPr>
+      </w:pPr>
+      <w:r>
+        <w:t xml:space="preserve">Training data is raw / unlabeled </w:t>
+      </w:r>
+    </w:p>
+    <w:p>
+      <w:pPr>
+        <w:pStyle w:val="ListParagraph"/>
+        <w:numPr>
+          <w:ilvl w:val="1"/>
+          <w:numId w:val="1"/>
+        </w:numPr>
+      </w:pPr>
+      <w:r>
+        <w:t>Serves as FOUNDATION for many different applications</w:t>
+      </w:r>
+    </w:p>
+    <w:p>
+      <w:pPr>
+        <w:pStyle w:val="ListParagraph"/>
+        <w:numPr>
+          <w:ilvl w:val="2"/>
+          <w:numId w:val="1"/>
+        </w:numPr>
+      </w:pPr>
+      <w:r>
+        <w:t>Can perform a variety of downstream tasks</w:t>
+      </w:r>
+    </w:p>
+    <w:p>
+      <w:pPr>
+        <w:pStyle w:val="ListParagraph"/>
+        <w:numPr>
+          <w:ilvl w:val="2"/>
+          <w:numId w:val="1"/>
+        </w:numPr>
+      </w:pPr>
+      <w:r>
+        <w:t xml:space="preserve">Fine-tuning: </w:t>
+      </w:r>
+      <w:r>
+        <w:t>model is adapted to perform specific tas</w:t>
+      </w:r>
+      <w:r>
+        <w:t>ks</w:t>
+      </w:r>
+    </w:p>
+    <w:p>
+      <w:pPr>
+        <w:pStyle w:val="ListParagraph"/>
+        <w:numPr>
+          <w:ilvl w:val="3"/>
+          <w:numId w:val="1"/>
+        </w:numPr>
+      </w:pPr>
+      <w:r>
+        <w:t xml:space="preserve">Supervised training with more task-specific data set </w:t>
+      </w:r>
+    </w:p>
+    <w:p>
+      <w:pPr>
+        <w:pStyle w:val="ListParagraph"/>
+        <w:numPr>
+          <w:ilvl w:val="2"/>
+          <w:numId w:val="1"/>
+        </w:numPr>
+      </w:pPr>
+      <w:r>
+        <w:t xml:space="preserve">Prompting: giving foundation model instructions in input </w:t>
+      </w:r>
+    </w:p>
+    <w:p>
+      <w:pPr>
+        <w:pStyle w:val="ListParagraph"/>
+        <w:numPr>
+          <w:ilvl w:val="1"/>
+          <w:numId w:val="1"/>
+        </w:numPr>
+      </w:pPr>
+      <w:r>
+        <w:t xml:space="preserve">Preferred architecture: transformer model </w:t>
+      </w:r>
+    </w:p>
+    <w:p>
+      <w:pPr>
+        <w:pStyle w:val="ListParagraph"/>
+        <w:numPr>
+          <w:ilvl w:val="1"/>
+          <w:numId w:val="1"/>
+        </w:numPr>
+      </w:pPr>
+      <w:r>
+        <w:t>Example type: LLM (Large Language Models) like ChatGPT</w:t>
+      </w:r>
+    </w:p>
+    <w:p>
+      <w:pPr>
+        <w:pStyle w:val="ListParagraph"/>
+        <w:numPr>
+          <w:ilvl w:val="1"/>
+          <w:numId w:val="1"/>
+        </w:numPr>
+      </w:pPr>
+      <w:r>
+        <w:t>scGPT:</w:t>
+      </w:r>
+    </w:p>
+    <w:p>
+      <w:pPr>
+        <w:pStyle w:val="ListParagraph"/>
+        <w:numPr>
+          <w:ilvl w:val="2"/>
+          <w:numId w:val="1"/>
+        </w:numPr>
+      </w:pPr>
+      <w:r>
+        <w:t xml:space="preserve">pre-trained on </w:t>
+      </w:r>
+      <w:proofErr w:type="spellStart"/>
+      <w:r>
+        <w:t>scRNA</w:t>
+      </w:r>
+      <w:proofErr w:type="spellEnd"/>
+      <w:r>
+        <w:t xml:space="preserve"> – seq (</w:t>
+      </w:r>
+      <w:proofErr w:type="spellStart"/>
+      <w:r>
+        <w:t>CELLxGENE</w:t>
+      </w:r>
+      <w:proofErr w:type="spellEnd"/>
+      <w:r>
+        <w:t xml:space="preserve"> </w:t>
+      </w:r>
+      <w:r>
+        <w:t>collection)</w:t>
+      </w:r>
+      <w:r>
+        <w:t xml:space="preserve"> </w:t>
+      </w:r>
+    </w:p>
+    <w:p>
+      <w:pPr>
+        <w:pStyle w:val="ListParagraph"/>
+        <w:numPr>
+          <w:ilvl w:val="2"/>
+          <w:numId w:val="1"/>
+        </w:numPr>
+      </w:pPr>
+      <w:r>
+        <w:t xml:space="preserve">single-cell sequencing data: </w:t>
+      </w:r>
+      <w:r>
+        <w:t>over 33 million cells</w:t>
+      </w:r>
+    </w:p>
+    <w:p>
+      <w:pPr>
+        <w:pStyle w:val="ListParagraph"/>
+        <w:numPr>
+          <w:ilvl w:val="2"/>
+          <w:numId w:val="1"/>
+        </w:numPr>
+      </w:pPr>
+      <w:r>
+        <w:t xml:space="preserve">based on a generative pretrained transformer </w:t>
+      </w:r>
+    </w:p>
+    <w:p>
+      <w:pPr>
+        <w:pStyle w:val="ListParagraph"/>
+        <w:numPr>
+          <w:ilvl w:val="1"/>
+          <w:numId w:val="1"/>
+        </w:numPr>
+      </w:pPr>
+      <w:r>
+        <w:t>biology</w:t>
+      </w:r>
+      <w:r>
+        <w:t>:</w:t>
+      </w:r>
+    </w:p>
+    <w:p>
+      <w:pPr>
+        <w:pStyle w:val="ListParagraph"/>
+        <w:numPr>
+          <w:ilvl w:val="2"/>
+          <w:numId w:val="1"/>
+        </w:numPr>
+      </w:pPr>
+      <w:proofErr w:type="spellStart"/>
+      <w:r>
+        <w:t>Enformer</w:t>
+      </w:r>
+      <w:proofErr w:type="spellEnd"/>
+      <w:r>
+        <w:t xml:space="preserve">: </w:t>
+      </w:r>
+      <w:hyperlink r:id="rId6" w:history="1">
+        <w:r>
+          <w:rPr>
+            <w:rStyle w:val="Hyperlink"/>
+          </w:rPr>
+          <w:t>https://www.nature.com/articles/s41592-021-01252-x</w:t>
+        </w:r>
+      </w:hyperlink>
+      <w:r>
+        <w:t xml:space="preserve"> </w:t>
+      </w:r>
+    </w:p>
+    <w:p>
+      <w:pPr>
+        <w:pStyle w:val="ListParagraph"/>
+        <w:numPr>
+          <w:ilvl w:val="2"/>
+          <w:numId w:val="1"/>
+        </w:numPr>
+      </w:pPr>
+    </w:p>
+    <w:p>
+      <w:pPr>
+        <w:pStyle w:val="ListParagraph"/>
+        <w:numPr>
+          <w:ilvl w:val="0"/>
+          <w:numId w:val="1"/>
+        </w:numPr>
+      </w:pPr>
+      <w:r>
+        <w:t>Generative pretrained models</w:t>
+      </w:r>
+    </w:p>
+    <w:p>
+      <w:pPr>
+        <w:pStyle w:val="ListParagraph"/>
+        <w:numPr>
+          <w:ilvl w:val="1"/>
+          <w:numId w:val="1"/>
+        </w:numPr>
+      </w:pPr>
+      <w:r>
+        <w:t>Generate new content</w:t>
+      </w:r>
+    </w:p>
+    <w:p>
+      <w:pPr>
+        <w:pStyle w:val="ListParagraph"/>
+        <w:numPr>
+          <w:ilvl w:val="1"/>
+          <w:numId w:val="1"/>
+        </w:numPr>
+      </w:pPr>
+      <w:r>
+        <w:t xml:space="preserve">Main focus so far: language generation, computer vision </w:t>
+      </w:r>
+    </w:p>
+    <w:p>
+      <w:pPr>
+        <w:pStyle w:val="ListParagraph"/>
+        <w:numPr>
+          <w:ilvl w:val="1"/>
+          <w:numId w:val="1"/>
+        </w:numPr>
+      </w:pPr>
+      <w:r>
+        <w:t xml:space="preserve">IDEA: use that for cell-biology applications </w:t>
+      </w:r>
+    </w:p>
+    <w:p>
+      <w:pPr>
+        <w:pStyle w:val="ListParagraph"/>
+        <w:numPr>
+          <w:ilvl w:val="1"/>
+          <w:numId w:val="1"/>
+        </w:numPr>
+      </w:pPr>
+      <w:r>
+        <w:t>Differences</w:t>
+      </w:r>
+    </w:p>
+    <w:p>
+      <w:pPr>
+        <w:pStyle w:val="ListParagraph"/>
+        <w:numPr>
+          <w:ilvl w:val="2"/>
+          <w:numId w:val="1"/>
+        </w:numPr>
+      </w:pPr>
+      <w:r>
+        <w:t xml:space="preserve">LLM: sequential data </w:t>
+      </w:r>
+    </w:p>
+    <w:p>
+      <w:pPr>
+        <w:pStyle w:val="ListParagraph"/>
+        <w:numPr>
+          <w:ilvl w:val="2"/>
+          <w:numId w:val="1"/>
+        </w:numPr>
+      </w:pPr>
+      <w:r>
+        <w:t>Biology: non-sequential</w:t>
+      </w:r>
+    </w:p>
+    <w:p>
+      <w:r>
+        <w:t>Transformer</w:t>
+      </w:r>
+    </w:p>
+    <w:p>
+      <w:pPr>
+        <w:pStyle w:val="ListParagraph"/>
+        <w:numPr>
+          <w:ilvl w:val="0"/>
+          <w:numId w:val="4"/>
+        </w:numPr>
+      </w:pPr>
+      <w:r>
+        <w:t>Self-attention transformer architecture</w:t>
+      </w:r>
+    </w:p>
+    <w:p>
+      <w:pPr>
+        <w:pStyle w:val="ListParagraph"/>
+        <w:numPr>
+          <w:ilvl w:val="0"/>
+          <w:numId w:val="4"/>
+        </w:numPr>
+      </w:pPr>
+      <w:r>
+        <w:t>Learn expressive data representation</w:t>
+      </w:r>
+    </w:p>
+    <w:p>
+      <w:pPr>
+        <w:pStyle w:val="ListParagraph"/>
+        <w:numPr>
+          <w:ilvl w:val="0"/>
+          <w:numId w:val="4"/>
+        </w:numPr>
+      </w:pPr>
+      <w:r>
+        <w:lastRenderedPageBreak/>
+        <w:t xml:space="preserve">Trained on </w:t>
+      </w:r>
+      <w:r>
+        <w:t>large-scale, diverse datasets</w:t>
+      </w:r>
+    </w:p>
+    <w:p>
+      <w:pPr>
+        <w:pStyle w:val="ListParagraph"/>
+        <w:numPr>
+          <w:ilvl w:val="0"/>
+          <w:numId w:val="4"/>
+        </w:numPr>
+      </w:pPr>
+      <w:r>
+        <w:t>GPT = Generative Pre-trained tran</w:t>
+      </w:r>
+      <w:r>
+        <w:t>sformer</w:t>
+      </w:r>
+    </w:p>
+    <w:p>
+      <w:r>
+        <w:t>scGPT</w:t>
+      </w:r>
+    </w:p>
+    <w:p>
+      <w:pPr>
+        <w:pStyle w:val="ListParagraph"/>
+        <w:numPr>
+          <w:ilvl w:val="0"/>
+          <w:numId w:val="3"/>
+        </w:numPr>
+      </w:pPr>
+      <w:r>
+        <w:t>AIM</w:t>
+      </w:r>
+    </w:p>
+    <w:p>
+      <w:pPr>
+        <w:pStyle w:val="ListParagraph"/>
+        <w:numPr>
+          <w:ilvl w:val="1"/>
+          <w:numId w:val="3"/>
+        </w:numPr>
+      </w:pPr>
+      <w:r>
+        <w:t>Single-cell foundation model</w:t>
+      </w:r>
+      <w:r>
+        <w:t xml:space="preserve"> with </w:t>
+      </w:r>
+      <w:r>
+        <w:t>generative pre-trained transformer (GPT) architecture</w:t>
+      </w:r>
+    </w:p>
+    <w:p>
+      <w:pPr>
+        <w:pStyle w:val="ListParagraph"/>
+        <w:numPr>
+          <w:ilvl w:val="1"/>
+          <w:numId w:val="3"/>
+        </w:numPr>
+      </w:pPr>
+      <w:r>
+        <w:t>to integrate and analyze large-scale single-cell multi-omics data</w:t>
+      </w:r>
+    </w:p>
+    <w:p>
+      <w:pPr>
+        <w:pStyle w:val="ListParagraph"/>
+        <w:numPr>
+          <w:ilvl w:val="1"/>
+          <w:numId w:val="3"/>
+        </w:numPr>
+      </w:pPr>
+      <w:r>
+        <w:t>l</w:t>
+      </w:r>
+      <w:r>
+        <w:t>earns cell and gene representations from millions of single-cell transcriptomes</w:t>
+      </w:r>
+    </w:p>
+    <w:p>
+      <w:pPr>
+        <w:pStyle w:val="ListParagraph"/>
+        <w:numPr>
+          <w:ilvl w:val="1"/>
+          <w:numId w:val="3"/>
+        </w:numPr>
+      </w:pPr>
+      <w:r>
+        <w:t>can be fine-tuned for downstream tasks</w:t>
+      </w:r>
+    </w:p>
+    <w:p>
+      <w:pPr>
+        <w:pStyle w:val="ListParagraph"/>
+        <w:numPr>
+          <w:ilvl w:val="0"/>
+          <w:numId w:val="3"/>
+        </w:numPr>
+      </w:pPr>
+      <w:r>
+        <w:t>Applications</w:t>
+      </w:r>
+    </w:p>
+    <w:p>
+      <w:pPr>
+        <w:pStyle w:val="ListParagraph"/>
+        <w:numPr>
+          <w:ilvl w:val="1"/>
+          <w:numId w:val="3"/>
+        </w:numPr>
+      </w:pPr>
+      <w:r>
+        <w:t>cell type annotation</w:t>
+      </w:r>
+    </w:p>
+    <w:p>
+      <w:pPr>
+        <w:pStyle w:val="ListParagraph"/>
+        <w:numPr>
+          <w:ilvl w:val="2"/>
+          <w:numId w:val="3"/>
+        </w:numPr>
+      </w:pPr>
+      <w:r>
+        <w:t>annotate single cells based on their gene expression profiles</w:t>
+      </w:r>
+    </w:p>
+    <w:p>
+      <w:pPr>
+        <w:pStyle w:val="ListParagraph"/>
+        <w:numPr>
+          <w:ilvl w:val="2"/>
+          <w:numId w:val="3"/>
+        </w:numPr>
+      </w:pPr>
+      <w:r>
+        <w:t xml:space="preserve">pre-trained model is fine-tuned using training data set </w:t>
+      </w:r>
+    </w:p>
+    <w:p>
+      <w:pPr>
+        <w:pStyle w:val="ListParagraph"/>
+        <w:numPr>
+          <w:ilvl w:val="2"/>
+          <w:numId w:val="3"/>
+        </w:numPr>
+      </w:pPr>
+      <w:r>
+        <w:t>classifier! -&gt; predicts cell type annotations</w:t>
+      </w:r>
+    </w:p>
+    <w:p>
+      <w:pPr>
+        <w:pStyle w:val="ListParagraph"/>
+        <w:numPr>
+          <w:ilvl w:val="1"/>
+          <w:numId w:val="3"/>
+        </w:numPr>
+      </w:pPr>
+      <w:r>
+        <w:t>multi-batch integration</w:t>
+      </w:r>
+    </w:p>
+    <w:p>
+      <w:pPr>
+        <w:pStyle w:val="ListParagraph"/>
+        <w:numPr>
+          <w:ilvl w:val="2"/>
+          <w:numId w:val="3"/>
+        </w:numPr>
+      </w:pPr>
+      <w:r>
+        <w:t xml:space="preserve">integrate multiple </w:t>
+      </w:r>
+      <w:proofErr w:type="spellStart"/>
+      <w:r>
+        <w:t>scRNA</w:t>
+      </w:r>
+      <w:proofErr w:type="spellEnd"/>
+      <w:r>
+        <w:t>-seq datasets, correcting for batch effects while preserving biological variances</w:t>
+      </w:r>
+    </w:p>
+    <w:p>
+      <w:pPr>
+        <w:pStyle w:val="ListParagraph"/>
+        <w:numPr>
+          <w:ilvl w:val="1"/>
+          <w:numId w:val="3"/>
+        </w:numPr>
+      </w:pPr>
+      <w:r>
+        <w:t>multi-omic integration</w:t>
+      </w:r>
+    </w:p>
+    <w:p>
+      <w:pPr>
+        <w:pStyle w:val="ListParagraph"/>
+        <w:numPr>
+          <w:ilvl w:val="2"/>
+          <w:numId w:val="3"/>
+        </w:numPr>
+      </w:pPr>
+      <w:r>
+        <w:t xml:space="preserve">integrate data from multiple sequencing modalities, including </w:t>
+      </w:r>
+      <w:proofErr w:type="spellStart"/>
+      <w:r>
+        <w:t>scRNA</w:t>
+      </w:r>
+      <w:proofErr w:type="spellEnd"/>
+      <w:r>
+        <w:t xml:space="preserve">-seq, </w:t>
+      </w:r>
+      <w:proofErr w:type="spellStart"/>
+      <w:r>
+        <w:t>scATAC</w:t>
+      </w:r>
+      <w:proofErr w:type="spellEnd"/>
+      <w:r>
+        <w:t>-seq, and protein abundance data</w:t>
+      </w:r>
+    </w:p>
+    <w:p>
+      <w:pPr>
+        <w:pStyle w:val="ListParagraph"/>
+        <w:numPr>
+          <w:ilvl w:val="1"/>
+          <w:numId w:val="3"/>
+        </w:numPr>
+      </w:pPr>
+      <w:r>
+        <w:t xml:space="preserve">perturbation response prediction </w:t>
+      </w:r>
+    </w:p>
+    <w:p>
+      <w:pPr>
+        <w:pStyle w:val="ListParagraph"/>
+        <w:numPr>
+          <w:ilvl w:val="2"/>
+          <w:numId w:val="3"/>
+        </w:numPr>
+      </w:pPr>
+      <w:r>
+        <w:t>predict the effects of genetic perturbations on gene expression</w:t>
+      </w:r>
+    </w:p>
+    <w:p>
+      <w:pPr>
+        <w:pStyle w:val="ListParagraph"/>
+        <w:numPr>
+          <w:ilvl w:val="1"/>
+          <w:numId w:val="3"/>
+        </w:numPr>
+      </w:pPr>
+      <w:r>
+        <w:t>gene network inference</w:t>
+      </w:r>
+    </w:p>
+    <w:p>
+      <w:pPr>
+        <w:pStyle w:val="ListParagraph"/>
+        <w:numPr>
+          <w:ilvl w:val="2"/>
+          <w:numId w:val="3"/>
+        </w:numPr>
+      </w:pPr>
+      <w:r>
+        <w:t>construct gene similarity networks that reveal gene-gene interactions</w:t>
+      </w:r>
+    </w:p>
+    <w:p>
+      <w:pPr>
+        <w:pStyle w:val="ListParagraph"/>
+        <w:numPr>
+          <w:ilvl w:val="0"/>
+          <w:numId w:val="3"/>
+        </w:numPr>
+      </w:pPr>
+      <w:r>
+        <w:t>Data</w:t>
+      </w:r>
+    </w:p>
+    <w:p>
+      <w:pPr>
+        <w:pStyle w:val="ListParagraph"/>
+        <w:numPr>
+          <w:ilvl w:val="1"/>
+          <w:numId w:val="3"/>
+        </w:numPr>
+      </w:pPr>
+      <w:r>
+        <w:t>single-cell sequencing data</w:t>
+      </w:r>
+    </w:p>
+    <w:p>
+      <w:pPr>
+        <w:pStyle w:val="ListParagraph"/>
+        <w:numPr>
+          <w:ilvl w:val="1"/>
+          <w:numId w:val="3"/>
+        </w:numPr>
+      </w:pPr>
+      <w:proofErr w:type="spellStart"/>
+      <w:r>
+        <w:t>CELLxGENE</w:t>
+      </w:r>
+      <w:proofErr w:type="spellEnd"/>
+      <w:r>
+        <w:t xml:space="preserve"> </w:t>
+      </w:r>
+      <w:r>
+        <w:t xml:space="preserve">collection: </w:t>
+      </w:r>
+      <w:r>
+        <w:t>over 33 million cells</w:t>
+      </w:r>
+    </w:p>
+    <w:p>
+      <w:pPr>
+        <w:pStyle w:val="ListParagraph"/>
+        <w:numPr>
+          <w:ilvl w:val="1"/>
+          <w:numId w:val="3"/>
+        </w:numPr>
+      </w:pPr>
+      <w:r>
+        <w:t xml:space="preserve">trained on non-spatial RNA sequencing data from the CZ </w:t>
+      </w:r>
+      <w:proofErr w:type="spellStart"/>
+      <w:r>
+        <w:t>CELLxGENE</w:t>
+      </w:r>
+      <w:proofErr w:type="spellEnd"/>
+      <w:r>
+        <w:t xml:space="preserve"> Discover Census</w:t>
+      </w:r>
+    </w:p>
+    <w:p>
+      <w:pPr>
+        <w:pStyle w:val="ListParagraph"/>
+        <w:numPr>
+          <w:ilvl w:val="0"/>
+          <w:numId w:val="3"/>
+        </w:numPr>
+      </w:pPr>
+      <w:r>
+        <w:t>Architecture</w:t>
+      </w:r>
+    </w:p>
+    <w:p>
+      <w:pPr>
+        <w:pStyle w:val="ListParagraph"/>
+        <w:numPr>
+          <w:ilvl w:val="1"/>
+          <w:numId w:val="3"/>
+        </w:numPr>
+      </w:pPr>
+      <w:r>
+        <w:t xml:space="preserve">based on a generative pretrained transformer </w:t>
+      </w:r>
+    </w:p>
+    <w:p>
+      <w:pPr>
+        <w:pStyle w:val="ListParagraph"/>
+        <w:numPr>
+          <w:ilvl w:val="1"/>
+          <w:numId w:val="3"/>
+        </w:numPr>
+      </w:pPr>
+      <w:r>
+        <w:t>stacked transformer layers with multi-head attention</w:t>
+      </w:r>
+    </w:p>
+    <w:p>
+      <w:pPr>
+        <w:pStyle w:val="ListParagraph"/>
+        <w:numPr>
+          <w:ilvl w:val="1"/>
+          <w:numId w:val="3"/>
+        </w:numPr>
+      </w:pPr>
+      <w:r>
+        <w:t>Size</w:t>
+      </w:r>
+    </w:p>
+    <w:p>
+      <w:pPr>
+        <w:pStyle w:val="ListParagraph"/>
+        <w:numPr>
+          <w:ilvl w:val="2"/>
+          <w:numId w:val="3"/>
+        </w:numPr>
+      </w:pPr>
+      <w:r>
+        <w:t>53 million parameters</w:t>
+      </w:r>
+    </w:p>
+    <w:p>
+      <w:pPr>
+        <w:pStyle w:val="ListParagraph"/>
+        <w:numPr>
+          <w:ilvl w:val="2"/>
+          <w:numId w:val="3"/>
+        </w:numPr>
+      </w:pPr>
+      <w:r>
+        <w:t>Embedding size: 512</w:t>
+      </w:r>
+    </w:p>
+    <w:p>
+      <w:pPr>
+        <w:pStyle w:val="ListParagraph"/>
+        <w:numPr>
+          <w:ilvl w:val="2"/>
+          <w:numId w:val="3"/>
+        </w:numPr>
+      </w:pPr>
+      <w:r>
+        <w:t>Transformer blocks: 12</w:t>
+      </w:r>
+    </w:p>
+    <w:p>
+      <w:pPr>
+        <w:pStyle w:val="ListParagraph"/>
+        <w:numPr>
+          <w:ilvl w:val="3"/>
+          <w:numId w:val="3"/>
+        </w:numPr>
+      </w:pPr>
+      <w:r>
+        <w:t>Heads: 8</w:t>
+      </w:r>
+    </w:p>
+    <w:p>
+      <w:pPr>
+        <w:pStyle w:val="ListParagraph"/>
+        <w:numPr>
+          <w:ilvl w:val="1"/>
+          <w:numId w:val="3"/>
+        </w:numPr>
+      </w:pPr>
+      <w:r>
+        <w:lastRenderedPageBreak/>
+        <w:t>Preprocessing</w:t>
+      </w:r>
+    </w:p>
+    <w:p>
+      <w:pPr>
+        <w:pStyle w:val="ListParagraph"/>
+        <w:numPr>
+          <w:ilvl w:val="2"/>
+          <w:numId w:val="3"/>
+        </w:numPr>
+      </w:pPr>
+      <w:r>
+        <w:t>Tokenization</w:t>
+      </w:r>
+    </w:p>
+    <w:p>
+      <w:pPr>
+        <w:pStyle w:val="ListParagraph"/>
+        <w:numPr>
+          <w:ilvl w:val="3"/>
+          <w:numId w:val="3"/>
+        </w:numPr>
+      </w:pPr>
+      <w:r>
+        <w:t>Each gene is treated as a distinct token and is a assigned a unique identifier</w:t>
+      </w:r>
+    </w:p>
+    <w:p>
+      <w:pPr>
+        <w:pStyle w:val="ListParagraph"/>
+        <w:numPr>
+          <w:ilvl w:val="3"/>
+          <w:numId w:val="3"/>
+        </w:numPr>
+      </w:pPr>
+      <w:r>
+        <w:t>Pathway tokens, perturbation tokens</w:t>
+      </w:r>
+    </w:p>
+    <w:p>
+      <w:pPr>
+        <w:pStyle w:val="ListParagraph"/>
+        <w:numPr>
+          <w:ilvl w:val="2"/>
+          <w:numId w:val="3"/>
+        </w:numPr>
+      </w:pPr>
+      <w:r>
+        <w:t>Binning</w:t>
+      </w:r>
+    </w:p>
+    <w:p>
+      <w:pPr>
+        <w:pStyle w:val="ListParagraph"/>
+        <w:numPr>
+          <w:ilvl w:val="3"/>
+          <w:numId w:val="3"/>
+        </w:numPr>
+      </w:pPr>
+      <w:r>
+        <w:t>Expression counts -&gt; relative values</w:t>
+      </w:r>
+    </w:p>
+    <w:p>
+      <w:pPr>
+        <w:pStyle w:val="ListParagraph"/>
+        <w:numPr>
+          <w:ilvl w:val="1"/>
+          <w:numId w:val="3"/>
+        </w:numPr>
+      </w:pPr>
+      <w:r>
+        <w:t>Embeddings</w:t>
+      </w:r>
+    </w:p>
+    <w:p>
+      <w:pPr>
+        <w:pStyle w:val="ListParagraph"/>
+        <w:numPr>
+          <w:ilvl w:val="2"/>
+          <w:numId w:val="3"/>
+        </w:numPr>
+      </w:pPr>
+      <w:r>
+        <w:t xml:space="preserve">Gene id </w:t>
+      </w:r>
+    </w:p>
+    <w:p>
+      <w:pPr>
+        <w:pStyle w:val="ListParagraph"/>
+        <w:numPr>
+          <w:ilvl w:val="2"/>
+          <w:numId w:val="3"/>
+        </w:numPr>
+      </w:pPr>
+      <w:r>
+        <w:t>Expression value</w:t>
+      </w:r>
+    </w:p>
+    <w:p>
+      <w:pPr>
+        <w:pStyle w:val="ListParagraph"/>
+        <w:numPr>
+          <w:ilvl w:val="2"/>
+          <w:numId w:val="3"/>
+        </w:numPr>
+      </w:pPr>
+      <w:r>
+        <w:t>Cell representation</w:t>
+      </w:r>
+    </w:p>
+    <w:p>
+      <w:pPr>
+        <w:pStyle w:val="ListParagraph"/>
+        <w:numPr>
+          <w:ilvl w:val="3"/>
+          <w:numId w:val="3"/>
+        </w:numPr>
+      </w:pPr>
+      <w:r>
+        <w:t>Cell embedding should group cells of same cell type together</w:t>
+      </w:r>
+    </w:p>
+    <w:p>
+      <w:pPr>
+        <w:pStyle w:val="ListParagraph"/>
+        <w:numPr>
+          <w:ilvl w:val="2"/>
+          <w:numId w:val="3"/>
+        </w:numPr>
+      </w:pPr>
+      <w:r>
+        <w:t>Capability</w:t>
+      </w:r>
+    </w:p>
+    <w:p>
+      <w:pPr>
+        <w:pStyle w:val="ListParagraph"/>
+        <w:numPr>
+          <w:ilvl w:val="3"/>
+          <w:numId w:val="3"/>
+        </w:numPr>
+      </w:pPr>
+      <w:r>
+        <w:t xml:space="preserve">Should learn relationships between genes </w:t>
+      </w:r>
+    </w:p>
+    <w:p>
+      <w:pPr>
+        <w:pStyle w:val="ListParagraph"/>
+        <w:numPr>
+          <w:ilvl w:val="3"/>
+          <w:numId w:val="3"/>
+        </w:numPr>
+      </w:pPr>
+      <w:r>
+        <w:t>Helpful for GRN inference, Perturbation response prediction etc.</w:t>
+      </w:r>
+    </w:p>
+    <w:p>
+      <w:pPr>
+        <w:pStyle w:val="ListParagraph"/>
+        <w:numPr>
+          <w:ilvl w:val="1"/>
+          <w:numId w:val="3"/>
+        </w:numPr>
+      </w:pPr>
+      <w:r>
+        <w:t xml:space="preserve">Transformer layer </w:t>
+      </w:r>
+    </w:p>
+    <w:p>
+      <w:pPr>
+        <w:pStyle w:val="ListParagraph"/>
+        <w:numPr>
+          <w:ilvl w:val="2"/>
+          <w:numId w:val="3"/>
+        </w:numPr>
+      </w:pPr>
+      <w:r>
+        <w:t xml:space="preserve">Layer Norm: </w:t>
+      </w:r>
+      <w:r>
+        <w:t>Each block starts with layer normalization.</w:t>
+      </w:r>
+    </w:p>
+    <w:p>
+      <w:pPr>
+        <w:pStyle w:val="ListParagraph"/>
+        <w:numPr>
+          <w:ilvl w:val="2"/>
+          <w:numId w:val="3"/>
+        </w:numPr>
+      </w:pPr>
+      <w:r>
+        <w:t>Masked Multi-Head Self-Attention: The model attends only to previous tokens using multiple attention heads.</w:t>
+      </w:r>
+    </w:p>
+    <w:p>
+      <w:pPr>
+        <w:pStyle w:val="ListParagraph"/>
+        <w:numPr>
+          <w:ilvl w:val="2"/>
+          <w:numId w:val="3"/>
+        </w:numPr>
+      </w:pPr>
+      <w:r>
+        <w:t>Add &amp; Norm: The attention output is added to the input (residual connection) and normalized.</w:t>
+      </w:r>
+    </w:p>
+    <w:p>
+      <w:pPr>
+        <w:pStyle w:val="ListParagraph"/>
+        <w:numPr>
+          <w:ilvl w:val="2"/>
+          <w:numId w:val="3"/>
+        </w:numPr>
+      </w:pPr>
+      <w:r>
+        <w:t xml:space="preserve">Feed Forward: A feed-forward network (Linear -&gt; </w:t>
+      </w:r>
+      <w:proofErr w:type="spellStart"/>
+      <w:r>
+        <w:t>GeLU</w:t>
+      </w:r>
+      <w:proofErr w:type="spellEnd"/>
+      <w:r>
+        <w:t xml:space="preserve"> -&gt; Linear) processes the data further.</w:t>
+      </w:r>
+    </w:p>
+    <w:p>
+      <w:pPr>
+        <w:pStyle w:val="ListParagraph"/>
+        <w:numPr>
+          <w:ilvl w:val="2"/>
+          <w:numId w:val="3"/>
+        </w:numPr>
+      </w:pPr>
+      <w:r>
+        <w:t>Add &amp; Norm: Again, the output is added back and normalized.</w:t>
+      </w:r>
+    </w:p>
+    <w:p>
+      <w:pPr>
+        <w:pStyle w:val="ListParagraph"/>
+        <w:numPr>
+          <w:ilvl w:val="0"/>
+          <w:numId w:val="3"/>
+        </w:numPr>
+      </w:pPr>
+      <w:r>
+        <w:t>Training</w:t>
+      </w:r>
+    </w:p>
+    <w:p>
+      <w:pPr>
+        <w:pStyle w:val="ListParagraph"/>
+        <w:numPr>
+          <w:ilvl w:val="1"/>
+          <w:numId w:val="3"/>
+        </w:numPr>
+      </w:pPr>
+      <w:r>
+        <w:t>Two stages</w:t>
+      </w:r>
+    </w:p>
+    <w:p>
+      <w:pPr>
+        <w:pStyle w:val="ListParagraph"/>
+        <w:numPr>
+          <w:ilvl w:val="1"/>
+          <w:numId w:val="3"/>
+        </w:numPr>
+      </w:pPr>
+      <w:r>
+        <w:t>Initial general-purpose pretraining</w:t>
+      </w:r>
+    </w:p>
+    <w:p>
+      <w:pPr>
+        <w:pStyle w:val="ListParagraph"/>
+        <w:numPr>
+          <w:ilvl w:val="2"/>
+          <w:numId w:val="3"/>
+        </w:numPr>
+      </w:pPr>
+      <w:r>
+        <w:t xml:space="preserve">On large cell atlases </w:t>
+      </w:r>
+    </w:p>
+    <w:p>
+      <w:pPr>
+        <w:pStyle w:val="ListParagraph"/>
+        <w:numPr>
+          <w:ilvl w:val="2"/>
+          <w:numId w:val="3"/>
+        </w:numPr>
+      </w:pPr>
+      <w:r>
+        <w:t>Self-supervised</w:t>
+      </w:r>
+    </w:p>
+    <w:p>
+      <w:pPr>
+        <w:pStyle w:val="ListParagraph"/>
+        <w:numPr>
+          <w:ilvl w:val="2"/>
+          <w:numId w:val="3"/>
+        </w:numPr>
+      </w:pPr>
+      <w:r>
+        <w:t>j</w:t>
+      </w:r>
+      <w:r>
+        <w:t>ointly optimize cell and gene representations</w:t>
+      </w:r>
+    </w:p>
+    <w:p>
+      <w:pPr>
+        <w:pStyle w:val="ListParagraph"/>
+        <w:numPr>
+          <w:ilvl w:val="2"/>
+          <w:numId w:val="3"/>
+        </w:numPr>
+      </w:pPr>
+      <w:r>
+        <w:t>learns to generate gene expression of cells based on cell states or gene expression cues</w:t>
+      </w:r>
+    </w:p>
+    <w:p>
+      <w:pPr>
+        <w:pStyle w:val="ListParagraph"/>
+        <w:numPr>
+          <w:ilvl w:val="1"/>
+          <w:numId w:val="3"/>
+        </w:numPr>
+      </w:pPr>
+      <w:r>
+        <w:t>Fine-tuning on smaller datasets for specific applications</w:t>
+      </w:r>
+    </w:p>
+    <w:p>
+      <w:pPr>
+        <w:pStyle w:val="ListParagraph"/>
+        <w:numPr>
+          <w:ilvl w:val="0"/>
+          <w:numId w:val="3"/>
+        </w:numPr>
+      </w:pPr>
+      <w:r>
+        <w:t xml:space="preserve">Interpretability </w:t>
+      </w:r>
+    </w:p>
+    <w:p>
+      <w:pPr>
+        <w:pStyle w:val="ListParagraph"/>
+        <w:numPr>
+          <w:ilvl w:val="1"/>
+          <w:numId w:val="3"/>
+        </w:numPr>
+      </w:pPr>
+      <w:r>
+        <w:t>Cell representation</w:t>
+      </w:r>
+    </w:p>
+    <w:p>
+      <w:pPr>
+        <w:pStyle w:val="ListParagraph"/>
+        <w:numPr>
+          <w:ilvl w:val="1"/>
+          <w:numId w:val="3"/>
+        </w:numPr>
+      </w:pPr>
+      <w:r>
+        <w:t>Attention maps</w:t>
+      </w:r>
+    </w:p>
     <w:p/>
+    <w:p/>
+    <w:p/>
+    <w:p/>
+    <w:p/>
+    <w:p>
+      <w:r>
+        <w:tab/>
+      </w:r>
+    </w:p>
+    <w:p>
+      <w:pPr>
+        <w:pStyle w:val="ListParagraph"/>
+        <w:numPr>
+          <w:ilvl w:val="0"/>
+          <w:numId w:val="5"/>
+        </w:numPr>
+      </w:pPr>
+      <w:r>
+        <w:t>GRN (Gene regulatory network) inference</w:t>
+      </w:r>
+    </w:p>
+    <w:p>
+      <w:pPr>
+        <w:pStyle w:val="ListParagraph"/>
+        <w:numPr>
+          <w:ilvl w:val="1"/>
+          <w:numId w:val="5"/>
+        </w:numPr>
+      </w:pPr>
+      <w:r>
+        <w:t>dataset-level gene network inference using gene embeddings</w:t>
+      </w:r>
+    </w:p>
+    <w:p>
+      <w:pPr>
+        <w:pStyle w:val="ListParagraph"/>
+        <w:numPr>
+          <w:ilvl w:val="2"/>
+          <w:numId w:val="5"/>
+        </w:numPr>
+      </w:pPr>
+      <w:r>
+        <w:t>implicitly encodes relationships in its gene embeddings as well as in attention maps</w:t>
+      </w:r>
+    </w:p>
+    <w:p>
+      <w:pPr>
+        <w:pStyle w:val="ListParagraph"/>
+        <w:numPr>
+          <w:ilvl w:val="2"/>
+          <w:numId w:val="5"/>
+        </w:numPr>
+      </w:pPr>
+      <w:r>
+        <w:t>able to uncover meaningful gene programs that exhibit cell type-specific activation</w:t>
+      </w:r>
+    </w:p>
+    <w:p>
+      <w:pPr>
+        <w:pStyle w:val="ListParagraph"/>
+        <w:numPr>
+          <w:ilvl w:val="1"/>
+          <w:numId w:val="5"/>
+        </w:numPr>
+      </w:pPr>
+      <w:r>
+        <w:t>capture gene–gene interactions at the single-cell level</w:t>
+      </w:r>
+    </w:p>
+    <w:p>
+      <w:pPr>
+        <w:pStyle w:val="ListParagraph"/>
+        <w:numPr>
+          <w:ilvl w:val="2"/>
+          <w:numId w:val="5"/>
+        </w:numPr>
+      </w:pPr>
+    </w:p>
+    <w:p>
+      <w:pPr>
+        <w:pStyle w:val="ListParagraph"/>
+        <w:numPr>
+          <w:ilvl w:val="0"/>
+          <w:numId w:val="3"/>
+        </w:numPr>
+      </w:pPr>
+      <w:r>
+        <w:t xml:space="preserve">Multi-batch </w:t>
+      </w:r>
+      <w:proofErr w:type="spellStart"/>
+      <w:r>
+        <w:t>scRNA</w:t>
+      </w:r>
+      <w:proofErr w:type="spellEnd"/>
+      <w:r>
+        <w:t xml:space="preserve"> seq integration</w:t>
+      </w:r>
+    </w:p>
+    <w:p>
+      <w:pPr>
+        <w:pStyle w:val="ListParagraph"/>
+        <w:numPr>
+          <w:ilvl w:val="1"/>
+          <w:numId w:val="3"/>
+        </w:numPr>
+      </w:pPr>
+      <w:r>
+        <w:t>fine-tuned scGPT in a self-supervised manner by learning unified cell presentations that recover masked gene expression</w:t>
+      </w:r>
+    </w:p>
+    <w:p>
+      <w:pPr>
+        <w:pStyle w:val="ListParagraph"/>
+        <w:numPr>
+          <w:ilvl w:val="0"/>
+          <w:numId w:val="3"/>
+        </w:numPr>
+      </w:pPr>
+      <w:r>
+        <w:t>Single-cell multi-omic</w:t>
+      </w:r>
+      <w:r>
+        <w:t xml:space="preserve"> integration</w:t>
+      </w:r>
+    </w:p>
+    <w:p>
+      <w:pPr>
+        <w:pStyle w:val="ListParagraph"/>
+        <w:numPr>
+          <w:ilvl w:val="1"/>
+          <w:numId w:val="3"/>
+        </w:numPr>
+      </w:pPr>
+    </w:p>
+    <w:p>
+      <w:pPr>
+        <w:pStyle w:val="ListParagraph"/>
+        <w:numPr>
+          <w:ilvl w:val="0"/>
+          <w:numId w:val="3"/>
+        </w:numPr>
+      </w:pPr>
+      <w:r>
+        <w:t>Reference mapping</w:t>
+      </w:r>
+    </w:p>
+    <w:p>
+      <w:pPr>
+        <w:pStyle w:val="ListParagraph"/>
+        <w:numPr>
+          <w:ilvl w:val="1"/>
+          <w:numId w:val="3"/>
+        </w:numPr>
+      </w:pPr>
+      <w:r>
+        <w:t>project unseen query cells to reference datasets</w:t>
+      </w:r>
+    </w:p>
+    <w:p>
+      <w:pPr>
+        <w:pStyle w:val="ListParagraph"/>
+        <w:numPr>
+          <w:ilvl w:val="0"/>
+          <w:numId w:val="3"/>
+        </w:numPr>
+      </w:pPr>
+      <w:r>
+        <w:t>Perturbation response prediction</w:t>
+      </w:r>
+    </w:p>
+    <w:p>
+      <w:pPr>
+        <w:pStyle w:val="ListParagraph"/>
+        <w:numPr>
+          <w:ilvl w:val="1"/>
+          <w:numId w:val="3"/>
+        </w:numPr>
+      </w:pPr>
+      <w:r>
+        <w:t>scGPT can be used to leverage the knowledge gained from cellular responses in known experiments and extrapolate them to predict unknown responses</w:t>
+      </w:r>
+    </w:p>
+    <w:p>
+      <w:pPr>
+        <w:pStyle w:val="ListParagraph"/>
+        <w:numPr>
+          <w:ilvl w:val="1"/>
+          <w:numId w:val="3"/>
+        </w:numPr>
+      </w:pPr>
+      <w:r>
+        <w:t>learn from existing experimental data and accurately predict gene expression responses of unseen perturbations</w:t>
+      </w:r>
+    </w:p>
+    <w:p>
+      <w:pPr>
+        <w:pStyle w:val="ListParagraph"/>
+        <w:numPr>
+          <w:ilvl w:val="1"/>
+          <w:numId w:val="3"/>
+        </w:numPr>
+      </w:pPr>
+      <w:r>
+        <w:t>i</w:t>
+      </w:r>
+      <w:r>
+        <w:t>n silico reverse perturbation prediction</w:t>
+      </w:r>
+    </w:p>
+    <w:p>
+      <w:pPr>
+        <w:pStyle w:val="ListParagraph"/>
+        <w:numPr>
+          <w:ilvl w:val="2"/>
+          <w:numId w:val="3"/>
+        </w:numPr>
+      </w:pPr>
+      <w:r>
+        <w:t>predicting the source of genetic perturbation for a given resulting cell state</w:t>
+      </w:r>
+    </w:p>
+    <w:p>
+      <w:pPr>
+        <w:pStyle w:val="ListParagraph"/>
+      </w:pPr>
+      <w:r>
+        <w:t>Cell type annotation</w:t>
+      </w:r>
+    </w:p>
+    <w:p>
+      <w:pPr>
+        <w:pStyle w:val="ListParagraph"/>
+        <w:numPr>
+          <w:ilvl w:val="1"/>
+          <w:numId w:val="3"/>
+        </w:numPr>
+      </w:pPr>
+      <w:r>
+        <w:t>a neural network classifier takes the scGPT transformer output cell embedding as input and outputs categorical predictions for cell types</w:t>
+      </w:r>
+    </w:p>
+    <w:p>
+      <w:pPr>
+        <w:pStyle w:val="ListParagraph"/>
+        <w:numPr>
+          <w:ilvl w:val="1"/>
+          <w:numId w:val="3"/>
+        </w:numPr>
+      </w:pPr>
+      <w:r>
+        <w:t>Training on reference dataset with expert annotations</w:t>
+      </w:r>
+    </w:p>
+    <w:p>
+      <w:pPr>
+        <w:pStyle w:val="ListParagraph"/>
+        <w:numPr>
+          <w:ilvl w:val="1"/>
+          <w:numId w:val="3"/>
+        </w:numPr>
+      </w:pPr>
+      <w:r>
+        <w:t>Predict held-out query data partition</w:t>
+      </w:r>
+    </w:p>
+    <w:p>
+      <w:pPr>
+        <w:pStyle w:val="ListParagraph"/>
+        <w:numPr>
+          <w:ilvl w:val="1"/>
+          <w:numId w:val="3"/>
+        </w:numPr>
+      </w:pPr>
+      <w:r>
+        <w:t xml:space="preserve">Results are worse for rare cell types </w:t>
+      </w:r>
+      <w:proofErr w:type="gramStart"/>
+      <w:r>
+        <w:t>( &lt;</w:t>
+      </w:r>
+      <w:proofErr w:type="gramEnd"/>
+      <w:r>
+        <w:t xml:space="preserve"> 50)</w:t>
+      </w:r>
+    </w:p>
+    <w:p>
+      <w:pPr>
+        <w:pStyle w:val="ListParagraph"/>
+        <w:numPr>
+          <w:ilvl w:val="1"/>
+          <w:numId w:val="3"/>
+        </w:numPr>
+      </w:pPr>
+      <w:r>
+        <w:t>Evaluation</w:t>
+      </w:r>
+    </w:p>
+    <w:p>
+      <w:pPr>
+        <w:pStyle w:val="ListParagraph"/>
+        <w:numPr>
+          <w:ilvl w:val="2"/>
+          <w:numId w:val="3"/>
+        </w:numPr>
+      </w:pPr>
+      <w:r>
+        <w:lastRenderedPageBreak/>
+        <w:t>Recall: TP Rate (</w:t>
+      </w:r>
+      <w:r>
+        <w:t>How many of the actual cell type were correctly predicted)</w:t>
+      </w:r>
+    </w:p>
+    <w:p>
+      <w:pPr>
+        <w:pStyle w:val="ListParagraph"/>
+        <w:numPr>
+          <w:ilvl w:val="2"/>
+          <w:numId w:val="3"/>
+        </w:numPr>
+      </w:pPr>
+      <w:r>
+        <w:t>Accuracy: overall how many cells were predicted correctly (from all cells)</w:t>
+      </w:r>
+    </w:p>
+    <w:p>
+      <w:pPr>
+        <w:pStyle w:val="ListParagraph"/>
+        <w:numPr>
+          <w:ilvl w:val="2"/>
+          <w:numId w:val="3"/>
+        </w:numPr>
+      </w:pPr>
+      <w:r>
+        <w:t>Precision: Out of one cell type prediction, how many are correct?</w:t>
+      </w:r>
+    </w:p>
+    <w:p>
+      <w:pPr>
+        <w:pStyle w:val="ListParagraph"/>
+        <w:numPr>
+          <w:ilvl w:val="0"/>
+          <w:numId w:val="3"/>
+        </w:numPr>
+      </w:pPr>
+      <w:r>
+        <w:t>MS dataset</w:t>
+      </w:r>
+    </w:p>
+    <w:p>
+      <w:pPr>
+        <w:pStyle w:val="ListParagraph"/>
+        <w:numPr>
+          <w:ilvl w:val="1"/>
+          <w:numId w:val="3"/>
+        </w:numPr>
+      </w:pPr>
+      <w:r>
+        <w:t>Nine healthy control samples and 12 MS samples</w:t>
+      </w:r>
+    </w:p>
+    <w:p>
+      <w:pPr>
+        <w:pStyle w:val="ListParagraph"/>
+        <w:numPr>
+          <w:ilvl w:val="1"/>
+          <w:numId w:val="3"/>
+        </w:numPr>
+      </w:pPr>
+      <w:r>
+        <w:t>Reference is control samples</w:t>
+      </w:r>
+    </w:p>
+    <w:p>
+      <w:pPr>
+        <w:pStyle w:val="ListParagraph"/>
+        <w:numPr>
+          <w:ilvl w:val="1"/>
+          <w:numId w:val="3"/>
+        </w:numPr>
+      </w:pPr>
+      <w:r>
+        <w:t xml:space="preserve">Excluded all cell types that exist only in query </w:t>
+      </w:r>
+    </w:p>
+    <w:p>
+      <w:pPr>
+        <w:pStyle w:val="ListParagraph"/>
+        <w:numPr>
+          <w:ilvl w:val="1"/>
+          <w:numId w:val="3"/>
+        </w:numPr>
+      </w:pPr>
+      <w:r>
+        <w:t>provided cell type labels from the original publication were used as ground truth labels</w:t>
+      </w:r>
+    </w:p>
+    <w:p>
+      <w:pPr>
+        <w:pStyle w:val="ListParagraph"/>
+        <w:numPr>
+          <w:ilvl w:val="0"/>
+          <w:numId w:val="3"/>
+        </w:numPr>
+      </w:pPr>
+      <w:r>
+        <w:t>PBMC3k</w:t>
+      </w:r>
+    </w:p>
+    <w:p>
+      <w:pPr>
+        <w:pStyle w:val="ListParagraph"/>
+        <w:numPr>
+          <w:ilvl w:val="1"/>
+          <w:numId w:val="3"/>
+        </w:numPr>
+      </w:pPr>
+      <w:r>
+        <w:t>PBMC3k is a benchmark single-cell RNA sequencing dataset containing 2,700 peripheral blood mononuclear cells (PBMCs) from a healthy human donor</w:t>
+      </w:r>
+    </w:p>
+    <w:p>
+      <w:pPr>
+        <w:pStyle w:val="ListParagraph"/>
+        <w:numPr>
+          <w:ilvl w:val="1"/>
+          <w:numId w:val="3"/>
+        </w:numPr>
+      </w:pPr>
+      <w:r>
+        <w:t>From 10x Genomics</w:t>
+      </w:r>
+    </w:p>
+    <w:p>
+      <w:pPr>
+        <w:pStyle w:val="ListParagraph"/>
+        <w:numPr>
+          <w:ilvl w:val="1"/>
+          <w:numId w:val="3"/>
+        </w:numPr>
+      </w:pPr>
+      <w:r>
+        <w:t>peripheral blood mononuclear cells</w:t>
+      </w:r>
+      <w:r>
+        <w:t xml:space="preserve">: </w:t>
+      </w:r>
+    </w:p>
+    <w:p>
+      <w:hyperlink r:id="rId7" w:history="1">
+        <w:r>
+          <w:rPr>
+            <w:rStyle w:val="Hyperlink"/>
+          </w:rPr>
+          <w:t>http://virtualcellmodels.cziscience.com/model/scgpt</w:t>
+        </w:r>
+      </w:hyperlink>
+      <w:r>
+        <w:t xml:space="preserve"> </w:t>
+      </w:r>
+    </w:p>
     <w:sectPr>
       <w:pgSz w:w="12240" w:h="15840"/>
       <w:pgMar w:top="1440" w:right="1440" w:bottom="1440" w:left="1440" w:header="720" w:footer="720" w:gutter="0"/>
@@ -17,6 +1754,586 @@
     </w:sectPr>
   </w:body>
 </w:document>
+</file>
+
+<file path=word/numbering.xml><?xml version="1.0" encoding="utf-8"?>
+<w:numbering xmlns:wpc="http://schemas.microsoft.com/office/word/2010/wordprocessingCanvas" xmlns:cx="http://schemas.microsoft.com/office/drawing/2014/chartex" xmlns:cx1="http://schemas.microsoft.com/office/drawing/2015/9/8/chartex" xmlns:cx2="http://schemas.microsoft.com/office/drawing/2015/10/21/chartex" xmlns:cx3="http://schemas.microsoft.com/office/drawing/2016/5/9/chartex" xmlns:cx4="http://schemas.microsoft.com/office/drawing/2016/5/10/chartex" xmlns:cx5="http://schemas.microsoft.com/office/drawing/2016/5/11/chartex" xmlns:cx6="http://schemas.microsoft.com/office/drawing/2016/5/12/chartex" xmlns:cx7="http://schemas.microsoft.com/office/drawing/2016/5/13/chartex" xmlns:cx8="http://schemas.microsoft.com/office/drawing/2016/5/14/chartex" xmlns:mc="http://schemas.openxmlformats.org/markup-compatibility/2006" xmlns:m="http://schemas.openxmlformats.org/officeDocument/2006/math" xmlns:aink="http://schemas.microsoft.com/office/drawing/2016/ink" xmlns:am3d="http://schemas.microsoft.com/office/drawing/2017/model3d" xmlns:oel="http://schemas.microsoft.com/office/2019/extlst" xmlns:r="http://schemas.openxmlformats.org/officeDocument/2006/relationships" xmlns:wp14="http://schemas.microsoft.com/office/word/2010/wordprocessingDrawing" xmlns:wp="http://schemas.openxmlformats.org/drawingml/2006/wordprocessingDrawing" xmlns:wpg="http://schemas.microsoft.com/office/word/2010/wordprocessingGroup" xmlns:wpi="http://schemas.microsoft.com/office/word/2010/wordprocessingInk" xmlns:wps="http://schemas.microsoft.com/office/word/2010/wordprocessingShape" xmlns:o="urn:schemas-microsoft-com:office:office" xmlns:v="urn:schemas-microsoft-com:vml" xmlns:w10="urn:schemas-microsoft-com:office:word" xmlns:w="http://schemas.openxmlformats.org/wordprocessingml/2006/main" xmlns:w14="http://schemas.microsoft.com/office/word/2010/wordml" xmlns:w15="http://schemas.microsoft.com/office/word/2012/wordml" xmlns:w16cex="http://schemas.microsoft.com/office/word/2018/wordml/cex" xmlns:w16cid="http://schemas.microsoft.com/office/word/2016/wordml/cid" xmlns:w16="http://schemas.microsoft.com/office/word/2018/wordml" xmlns:w16sdtdh="http://schemas.microsoft.com/office/word/2020/wordml/sdtdatahash" xmlns:w16sdtfl="http://schemas.microsoft.com/office/word/2024/wordml/sdtformatlock" xmlns:w16se="http://schemas.microsoft.com/office/word/2015/wordml/symex" xmlns:w16du="http://schemas.microsoft.com/office/word/2023/wordml/word16du" xmlns:wne="http://schemas.microsoft.com/office/word/2006/wordml" mc:Ignorable="w14 w15 w16se w16cid w16 w16cex w16sdtdh w16sdtfl w16du wp14">
+  <w:abstractNum w:abstractNumId="0" w15:restartNumberingAfterBreak="0">
+    <w:nsid w:val="01426A6F"/>
+    <w:multiLevelType w:val="hybridMultilevel"/>
+    <w:tmpl w:val="8522EF22"/>
+    <w:lvl w:ilvl="0" w:tplc="10A8420A">
+      <w:numFmt w:val="bullet"/>
+      <w:lvlText w:val="-"/>
+      <w:lvlJc w:val="left"/>
+      <w:pPr>
+        <w:ind w:left="720" w:hanging="360"/>
+      </w:pPr>
+      <w:rPr>
+        <w:rFonts w:ascii="Calibri" w:eastAsiaTheme="minorHAnsi" w:hAnsi="Calibri" w:cs="Calibri" w:hint="default"/>
+      </w:rPr>
+    </w:lvl>
+    <w:lvl w:ilvl="1" w:tplc="04090003">
+      <w:start w:val="1"/>
+      <w:numFmt w:val="bullet"/>
+      <w:lvlText w:val="o"/>
+      <w:lvlJc w:val="left"/>
+      <w:pPr>
+        <w:ind w:left="1440" w:hanging="360"/>
+      </w:pPr>
+      <w:rPr>
+        <w:rFonts w:ascii="Courier New" w:hAnsi="Courier New" w:cs="Courier New" w:hint="default"/>
+      </w:rPr>
+    </w:lvl>
+    <w:lvl w:ilvl="2" w:tplc="04090005">
+      <w:start w:val="1"/>
+      <w:numFmt w:val="bullet"/>
+      <w:lvlText w:val=""/>
+      <w:lvlJc w:val="left"/>
+      <w:pPr>
+        <w:ind w:left="2160" w:hanging="360"/>
+      </w:pPr>
+      <w:rPr>
+        <w:rFonts w:ascii="Wingdings" w:hAnsi="Wingdings" w:hint="default"/>
+      </w:rPr>
+    </w:lvl>
+    <w:lvl w:ilvl="3" w:tplc="04090001">
+      <w:start w:val="1"/>
+      <w:numFmt w:val="bullet"/>
+      <w:lvlText w:val=""/>
+      <w:lvlJc w:val="left"/>
+      <w:pPr>
+        <w:ind w:left="2880" w:hanging="360"/>
+      </w:pPr>
+      <w:rPr>
+        <w:rFonts w:ascii="Symbol" w:hAnsi="Symbol" w:hint="default"/>
+      </w:rPr>
+    </w:lvl>
+    <w:lvl w:ilvl="4" w:tplc="04090003" w:tentative="1">
+      <w:start w:val="1"/>
+      <w:numFmt w:val="bullet"/>
+      <w:lvlText w:val="o"/>
+      <w:lvlJc w:val="left"/>
+      <w:pPr>
+        <w:ind w:left="3600" w:hanging="360"/>
+      </w:pPr>
+      <w:rPr>
+        <w:rFonts w:ascii="Courier New" w:hAnsi="Courier New" w:cs="Courier New" w:hint="default"/>
+      </w:rPr>
+    </w:lvl>
+    <w:lvl w:ilvl="5" w:tplc="04090005" w:tentative="1">
+      <w:start w:val="1"/>
+      <w:numFmt w:val="bullet"/>
+      <w:lvlText w:val=""/>
+      <w:lvlJc w:val="left"/>
+      <w:pPr>
+        <w:ind w:left="4320" w:hanging="360"/>
+      </w:pPr>
+      <w:rPr>
+        <w:rFonts w:ascii="Wingdings" w:hAnsi="Wingdings" w:hint="default"/>
+      </w:rPr>
+    </w:lvl>
+    <w:lvl w:ilvl="6" w:tplc="04090001" w:tentative="1">
+      <w:start w:val="1"/>
+      <w:numFmt w:val="bullet"/>
+      <w:lvlText w:val=""/>
+      <w:lvlJc w:val="left"/>
+      <w:pPr>
+        <w:ind w:left="5040" w:hanging="360"/>
+      </w:pPr>
+      <w:rPr>
+        <w:rFonts w:ascii="Symbol" w:hAnsi="Symbol" w:hint="default"/>
+      </w:rPr>
+    </w:lvl>
+    <w:lvl w:ilvl="7" w:tplc="04090003" w:tentative="1">
+      <w:start w:val="1"/>
+      <w:numFmt w:val="bullet"/>
+      <w:lvlText w:val="o"/>
+      <w:lvlJc w:val="left"/>
+      <w:pPr>
+        <w:ind w:left="5760" w:hanging="360"/>
+      </w:pPr>
+      <w:rPr>
+        <w:rFonts w:ascii="Courier New" w:hAnsi="Courier New" w:cs="Courier New" w:hint="default"/>
+      </w:rPr>
+    </w:lvl>
+    <w:lvl w:ilvl="8" w:tplc="04090005" w:tentative="1">
+      <w:start w:val="1"/>
+      <w:numFmt w:val="bullet"/>
+      <w:lvlText w:val=""/>
+      <w:lvlJc w:val="left"/>
+      <w:pPr>
+        <w:ind w:left="6480" w:hanging="360"/>
+      </w:pPr>
+      <w:rPr>
+        <w:rFonts w:ascii="Wingdings" w:hAnsi="Wingdings" w:hint="default"/>
+      </w:rPr>
+    </w:lvl>
+  </w:abstractNum>
+  <w:abstractNum w:abstractNumId="1" w15:restartNumberingAfterBreak="0">
+    <w:nsid w:val="0D582C44"/>
+    <w:multiLevelType w:val="hybridMultilevel"/>
+    <w:tmpl w:val="F28457BC"/>
+    <w:lvl w:ilvl="0" w:tplc="10A8420A">
+      <w:numFmt w:val="bullet"/>
+      <w:lvlText w:val="-"/>
+      <w:lvlJc w:val="left"/>
+      <w:pPr>
+        <w:ind w:left="720" w:hanging="360"/>
+      </w:pPr>
+      <w:rPr>
+        <w:rFonts w:ascii="Calibri" w:eastAsiaTheme="minorHAnsi" w:hAnsi="Calibri" w:cs="Calibri" w:hint="default"/>
+      </w:rPr>
+    </w:lvl>
+    <w:lvl w:ilvl="1" w:tplc="04090003">
+      <w:start w:val="1"/>
+      <w:numFmt w:val="bullet"/>
+      <w:lvlText w:val="o"/>
+      <w:lvlJc w:val="left"/>
+      <w:pPr>
+        <w:ind w:left="1440" w:hanging="360"/>
+      </w:pPr>
+      <w:rPr>
+        <w:rFonts w:ascii="Courier New" w:hAnsi="Courier New" w:cs="Courier New" w:hint="default"/>
+      </w:rPr>
+    </w:lvl>
+    <w:lvl w:ilvl="2" w:tplc="04090005">
+      <w:start w:val="1"/>
+      <w:numFmt w:val="bullet"/>
+      <w:lvlText w:val=""/>
+      <w:lvlJc w:val="left"/>
+      <w:pPr>
+        <w:ind w:left="2160" w:hanging="360"/>
+      </w:pPr>
+      <w:rPr>
+        <w:rFonts w:ascii="Wingdings" w:hAnsi="Wingdings" w:hint="default"/>
+      </w:rPr>
+    </w:lvl>
+    <w:lvl w:ilvl="3" w:tplc="04090001" w:tentative="1">
+      <w:start w:val="1"/>
+      <w:numFmt w:val="bullet"/>
+      <w:lvlText w:val=""/>
+      <w:lvlJc w:val="left"/>
+      <w:pPr>
+        <w:ind w:left="2880" w:hanging="360"/>
+      </w:pPr>
+      <w:rPr>
+        <w:rFonts w:ascii="Symbol" w:hAnsi="Symbol" w:hint="default"/>
+      </w:rPr>
+    </w:lvl>
+    <w:lvl w:ilvl="4" w:tplc="04090003" w:tentative="1">
+      <w:start w:val="1"/>
+      <w:numFmt w:val="bullet"/>
+      <w:lvlText w:val="o"/>
+      <w:lvlJc w:val="left"/>
+      <w:pPr>
+        <w:ind w:left="3600" w:hanging="360"/>
+      </w:pPr>
+      <w:rPr>
+        <w:rFonts w:ascii="Courier New" w:hAnsi="Courier New" w:cs="Courier New" w:hint="default"/>
+      </w:rPr>
+    </w:lvl>
+    <w:lvl w:ilvl="5" w:tplc="04090005" w:tentative="1">
+      <w:start w:val="1"/>
+      <w:numFmt w:val="bullet"/>
+      <w:lvlText w:val=""/>
+      <w:lvlJc w:val="left"/>
+      <w:pPr>
+        <w:ind w:left="4320" w:hanging="360"/>
+      </w:pPr>
+      <w:rPr>
+        <w:rFonts w:ascii="Wingdings" w:hAnsi="Wingdings" w:hint="default"/>
+      </w:rPr>
+    </w:lvl>
+    <w:lvl w:ilvl="6" w:tplc="04090001" w:tentative="1">
+      <w:start w:val="1"/>
+      <w:numFmt w:val="bullet"/>
+      <w:lvlText w:val=""/>
+      <w:lvlJc w:val="left"/>
+      <w:pPr>
+        <w:ind w:left="5040" w:hanging="360"/>
+      </w:pPr>
+      <w:rPr>
+        <w:rFonts w:ascii="Symbol" w:hAnsi="Symbol" w:hint="default"/>
+      </w:rPr>
+    </w:lvl>
+    <w:lvl w:ilvl="7" w:tplc="04090003" w:tentative="1">
+      <w:start w:val="1"/>
+      <w:numFmt w:val="bullet"/>
+      <w:lvlText w:val="o"/>
+      <w:lvlJc w:val="left"/>
+      <w:pPr>
+        <w:ind w:left="5760" w:hanging="360"/>
+      </w:pPr>
+      <w:rPr>
+        <w:rFonts w:ascii="Courier New" w:hAnsi="Courier New" w:cs="Courier New" w:hint="default"/>
+      </w:rPr>
+    </w:lvl>
+    <w:lvl w:ilvl="8" w:tplc="04090005" w:tentative="1">
+      <w:start w:val="1"/>
+      <w:numFmt w:val="bullet"/>
+      <w:lvlText w:val=""/>
+      <w:lvlJc w:val="left"/>
+      <w:pPr>
+        <w:ind w:left="6480" w:hanging="360"/>
+      </w:pPr>
+      <w:rPr>
+        <w:rFonts w:ascii="Wingdings" w:hAnsi="Wingdings" w:hint="default"/>
+      </w:rPr>
+    </w:lvl>
+  </w:abstractNum>
+  <w:abstractNum w:abstractNumId="2" w15:restartNumberingAfterBreak="0">
+    <w:nsid w:val="0DBD2FAA"/>
+    <w:multiLevelType w:val="hybridMultilevel"/>
+    <w:tmpl w:val="75FCA26C"/>
+    <w:lvl w:ilvl="0" w:tplc="10A8420A">
+      <w:numFmt w:val="bullet"/>
+      <w:lvlText w:val="-"/>
+      <w:lvlJc w:val="left"/>
+      <w:pPr>
+        <w:ind w:left="720" w:hanging="360"/>
+      </w:pPr>
+      <w:rPr>
+        <w:rFonts w:ascii="Calibri" w:eastAsiaTheme="minorHAnsi" w:hAnsi="Calibri" w:cs="Calibri" w:hint="default"/>
+      </w:rPr>
+    </w:lvl>
+    <w:lvl w:ilvl="1" w:tplc="04090003">
+      <w:start w:val="1"/>
+      <w:numFmt w:val="bullet"/>
+      <w:lvlText w:val="o"/>
+      <w:lvlJc w:val="left"/>
+      <w:pPr>
+        <w:ind w:left="1440" w:hanging="360"/>
+      </w:pPr>
+      <w:rPr>
+        <w:rFonts w:ascii="Courier New" w:hAnsi="Courier New" w:cs="Courier New" w:hint="default"/>
+      </w:rPr>
+    </w:lvl>
+    <w:lvl w:ilvl="2" w:tplc="04090005">
+      <w:start w:val="1"/>
+      <w:numFmt w:val="bullet"/>
+      <w:lvlText w:val=""/>
+      <w:lvlJc w:val="left"/>
+      <w:pPr>
+        <w:ind w:left="2160" w:hanging="360"/>
+      </w:pPr>
+      <w:rPr>
+        <w:rFonts w:ascii="Wingdings" w:hAnsi="Wingdings" w:hint="default"/>
+      </w:rPr>
+    </w:lvl>
+    <w:lvl w:ilvl="3" w:tplc="04090001" w:tentative="1">
+      <w:start w:val="1"/>
+      <w:numFmt w:val="bullet"/>
+      <w:lvlText w:val=""/>
+      <w:lvlJc w:val="left"/>
+      <w:pPr>
+        <w:ind w:left="2880" w:hanging="360"/>
+      </w:pPr>
+      <w:rPr>
+        <w:rFonts w:ascii="Symbol" w:hAnsi="Symbol" w:hint="default"/>
+      </w:rPr>
+    </w:lvl>
+    <w:lvl w:ilvl="4" w:tplc="04090003" w:tentative="1">
+      <w:start w:val="1"/>
+      <w:numFmt w:val="bullet"/>
+      <w:lvlText w:val="o"/>
+      <w:lvlJc w:val="left"/>
+      <w:pPr>
+        <w:ind w:left="3600" w:hanging="360"/>
+      </w:pPr>
+      <w:rPr>
+        <w:rFonts w:ascii="Courier New" w:hAnsi="Courier New" w:cs="Courier New" w:hint="default"/>
+      </w:rPr>
+    </w:lvl>
+    <w:lvl w:ilvl="5" w:tplc="04090005" w:tentative="1">
+      <w:start w:val="1"/>
+      <w:numFmt w:val="bullet"/>
+      <w:lvlText w:val=""/>
+      <w:lvlJc w:val="left"/>
+      <w:pPr>
+        <w:ind w:left="4320" w:hanging="360"/>
+      </w:pPr>
+      <w:rPr>
+        <w:rFonts w:ascii="Wingdings" w:hAnsi="Wingdings" w:hint="default"/>
+      </w:rPr>
+    </w:lvl>
+    <w:lvl w:ilvl="6" w:tplc="04090001" w:tentative="1">
+      <w:start w:val="1"/>
+      <w:numFmt w:val="bullet"/>
+      <w:lvlText w:val=""/>
+      <w:lvlJc w:val="left"/>
+      <w:pPr>
+        <w:ind w:left="5040" w:hanging="360"/>
+      </w:pPr>
+      <w:rPr>
+        <w:rFonts w:ascii="Symbol" w:hAnsi="Symbol" w:hint="default"/>
+      </w:rPr>
+    </w:lvl>
+    <w:lvl w:ilvl="7" w:tplc="04090003" w:tentative="1">
+      <w:start w:val="1"/>
+      <w:numFmt w:val="bullet"/>
+      <w:lvlText w:val="o"/>
+      <w:lvlJc w:val="left"/>
+      <w:pPr>
+        <w:ind w:left="5760" w:hanging="360"/>
+      </w:pPr>
+      <w:rPr>
+        <w:rFonts w:ascii="Courier New" w:hAnsi="Courier New" w:cs="Courier New" w:hint="default"/>
+      </w:rPr>
+    </w:lvl>
+    <w:lvl w:ilvl="8" w:tplc="04090005" w:tentative="1">
+      <w:start w:val="1"/>
+      <w:numFmt w:val="bullet"/>
+      <w:lvlText w:val=""/>
+      <w:lvlJc w:val="left"/>
+      <w:pPr>
+        <w:ind w:left="6480" w:hanging="360"/>
+      </w:pPr>
+      <w:rPr>
+        <w:rFonts w:ascii="Wingdings" w:hAnsi="Wingdings" w:hint="default"/>
+      </w:rPr>
+    </w:lvl>
+  </w:abstractNum>
+  <w:abstractNum w:abstractNumId="3" w15:restartNumberingAfterBreak="0">
+    <w:nsid w:val="2B186B31"/>
+    <w:multiLevelType w:val="hybridMultilevel"/>
+    <w:tmpl w:val="EAA2E5A8"/>
+    <w:lvl w:ilvl="0" w:tplc="10A8420A">
+      <w:numFmt w:val="bullet"/>
+      <w:lvlText w:val="-"/>
+      <w:lvlJc w:val="left"/>
+      <w:pPr>
+        <w:ind w:left="720" w:hanging="360"/>
+      </w:pPr>
+      <w:rPr>
+        <w:rFonts w:ascii="Calibri" w:eastAsiaTheme="minorHAnsi" w:hAnsi="Calibri" w:cs="Calibri" w:hint="default"/>
+      </w:rPr>
+    </w:lvl>
+    <w:lvl w:ilvl="1" w:tplc="04090003">
+      <w:start w:val="1"/>
+      <w:numFmt w:val="bullet"/>
+      <w:lvlText w:val="o"/>
+      <w:lvlJc w:val="left"/>
+      <w:pPr>
+        <w:ind w:left="1440" w:hanging="360"/>
+      </w:pPr>
+      <w:rPr>
+        <w:rFonts w:ascii="Courier New" w:hAnsi="Courier New" w:cs="Courier New" w:hint="default"/>
+      </w:rPr>
+    </w:lvl>
+    <w:lvl w:ilvl="2" w:tplc="04090005">
+      <w:start w:val="1"/>
+      <w:numFmt w:val="bullet"/>
+      <w:lvlText w:val=""/>
+      <w:lvlJc w:val="left"/>
+      <w:pPr>
+        <w:ind w:left="2160" w:hanging="360"/>
+      </w:pPr>
+      <w:rPr>
+        <w:rFonts w:ascii="Wingdings" w:hAnsi="Wingdings" w:hint="default"/>
+      </w:rPr>
+    </w:lvl>
+    <w:lvl w:ilvl="3" w:tplc="04090001">
+      <w:start w:val="1"/>
+      <w:numFmt w:val="bullet"/>
+      <w:lvlText w:val=""/>
+      <w:lvlJc w:val="left"/>
+      <w:pPr>
+        <w:ind w:left="2880" w:hanging="360"/>
+      </w:pPr>
+      <w:rPr>
+        <w:rFonts w:ascii="Symbol" w:hAnsi="Symbol" w:hint="default"/>
+      </w:rPr>
+    </w:lvl>
+    <w:lvl w:ilvl="4" w:tplc="04090003" w:tentative="1">
+      <w:start w:val="1"/>
+      <w:numFmt w:val="bullet"/>
+      <w:lvlText w:val="o"/>
+      <w:lvlJc w:val="left"/>
+      <w:pPr>
+        <w:ind w:left="3600" w:hanging="360"/>
+      </w:pPr>
+      <w:rPr>
+        <w:rFonts w:ascii="Courier New" w:hAnsi="Courier New" w:cs="Courier New" w:hint="default"/>
+      </w:rPr>
+    </w:lvl>
+    <w:lvl w:ilvl="5" w:tplc="04090005" w:tentative="1">
+      <w:start w:val="1"/>
+      <w:numFmt w:val="bullet"/>
+      <w:lvlText w:val=""/>
+      <w:lvlJc w:val="left"/>
+      <w:pPr>
+        <w:ind w:left="4320" w:hanging="360"/>
+      </w:pPr>
+      <w:rPr>
+        <w:rFonts w:ascii="Wingdings" w:hAnsi="Wingdings" w:hint="default"/>
+      </w:rPr>
+    </w:lvl>
+    <w:lvl w:ilvl="6" w:tplc="04090001" w:tentative="1">
+      <w:start w:val="1"/>
+      <w:numFmt w:val="bullet"/>
+      <w:lvlText w:val=""/>
+      <w:lvlJc w:val="left"/>
+      <w:pPr>
+        <w:ind w:left="5040" w:hanging="360"/>
+      </w:pPr>
+      <w:rPr>
+        <w:rFonts w:ascii="Symbol" w:hAnsi="Symbol" w:hint="default"/>
+      </w:rPr>
+    </w:lvl>
+    <w:lvl w:ilvl="7" w:tplc="04090003" w:tentative="1">
+      <w:start w:val="1"/>
+      <w:numFmt w:val="bullet"/>
+      <w:lvlText w:val="o"/>
+      <w:lvlJc w:val="left"/>
+      <w:pPr>
+        <w:ind w:left="5760" w:hanging="360"/>
+      </w:pPr>
+      <w:rPr>
+        <w:rFonts w:ascii="Courier New" w:hAnsi="Courier New" w:cs="Courier New" w:hint="default"/>
+      </w:rPr>
+    </w:lvl>
+    <w:lvl w:ilvl="8" w:tplc="04090005" w:tentative="1">
+      <w:start w:val="1"/>
+      <w:numFmt w:val="bullet"/>
+      <w:lvlText w:val=""/>
+      <w:lvlJc w:val="left"/>
+      <w:pPr>
+        <w:ind w:left="6480" w:hanging="360"/>
+      </w:pPr>
+      <w:rPr>
+        <w:rFonts w:ascii="Wingdings" w:hAnsi="Wingdings" w:hint="default"/>
+      </w:rPr>
+    </w:lvl>
+  </w:abstractNum>
+  <w:abstractNum w:abstractNumId="4" w15:restartNumberingAfterBreak="0">
+    <w:nsid w:val="538A2367"/>
+    <w:multiLevelType w:val="hybridMultilevel"/>
+    <w:tmpl w:val="E2BA95E2"/>
+    <w:lvl w:ilvl="0" w:tplc="10A8420A">
+      <w:numFmt w:val="bullet"/>
+      <w:lvlText w:val="-"/>
+      <w:lvlJc w:val="left"/>
+      <w:pPr>
+        <w:ind w:left="720" w:hanging="360"/>
+      </w:pPr>
+      <w:rPr>
+        <w:rFonts w:ascii="Calibri" w:eastAsiaTheme="minorHAnsi" w:hAnsi="Calibri" w:cs="Calibri" w:hint="default"/>
+      </w:rPr>
+    </w:lvl>
+    <w:lvl w:ilvl="1" w:tplc="04090003" w:tentative="1">
+      <w:start w:val="1"/>
+      <w:numFmt w:val="bullet"/>
+      <w:lvlText w:val="o"/>
+      <w:lvlJc w:val="left"/>
+      <w:pPr>
+        <w:ind w:left="1440" w:hanging="360"/>
+      </w:pPr>
+      <w:rPr>
+        <w:rFonts w:ascii="Courier New" w:hAnsi="Courier New" w:cs="Courier New" w:hint="default"/>
+      </w:rPr>
+    </w:lvl>
+    <w:lvl w:ilvl="2" w:tplc="04090005" w:tentative="1">
+      <w:start w:val="1"/>
+      <w:numFmt w:val="bullet"/>
+      <w:lvlText w:val=""/>
+      <w:lvlJc w:val="left"/>
+      <w:pPr>
+        <w:ind w:left="2160" w:hanging="360"/>
+      </w:pPr>
+      <w:rPr>
+        <w:rFonts w:ascii="Wingdings" w:hAnsi="Wingdings" w:hint="default"/>
+      </w:rPr>
+    </w:lvl>
+    <w:lvl w:ilvl="3" w:tplc="04090001" w:tentative="1">
+      <w:start w:val="1"/>
+      <w:numFmt w:val="bullet"/>
+      <w:lvlText w:val=""/>
+      <w:lvlJc w:val="left"/>
+      <w:pPr>
+        <w:ind w:left="2880" w:hanging="360"/>
+      </w:pPr>
+      <w:rPr>
+        <w:rFonts w:ascii="Symbol" w:hAnsi="Symbol" w:hint="default"/>
+      </w:rPr>
+    </w:lvl>
+    <w:lvl w:ilvl="4" w:tplc="04090003" w:tentative="1">
+      <w:start w:val="1"/>
+      <w:numFmt w:val="bullet"/>
+      <w:lvlText w:val="o"/>
+      <w:lvlJc w:val="left"/>
+      <w:pPr>
+        <w:ind w:left="3600" w:hanging="360"/>
+      </w:pPr>
+      <w:rPr>
+        <w:rFonts w:ascii="Courier New" w:hAnsi="Courier New" w:cs="Courier New" w:hint="default"/>
+      </w:rPr>
+    </w:lvl>
+    <w:lvl w:ilvl="5" w:tplc="04090005" w:tentative="1">
+      <w:start w:val="1"/>
+      <w:numFmt w:val="bullet"/>
+      <w:lvlText w:val=""/>
+      <w:lvlJc w:val="left"/>
+      <w:pPr>
+        <w:ind w:left="4320" w:hanging="360"/>
+      </w:pPr>
+      <w:rPr>
+        <w:rFonts w:ascii="Wingdings" w:hAnsi="Wingdings" w:hint="default"/>
+      </w:rPr>
+    </w:lvl>
+    <w:lvl w:ilvl="6" w:tplc="04090001" w:tentative="1">
+      <w:start w:val="1"/>
+      <w:numFmt w:val="bullet"/>
+      <w:lvlText w:val=""/>
+      <w:lvlJc w:val="left"/>
+      <w:pPr>
+        <w:ind w:left="5040" w:hanging="360"/>
+      </w:pPr>
+      <w:rPr>
+        <w:rFonts w:ascii="Symbol" w:hAnsi="Symbol" w:hint="default"/>
+      </w:rPr>
+    </w:lvl>
+    <w:lvl w:ilvl="7" w:tplc="04090003" w:tentative="1">
+      <w:start w:val="1"/>
+      <w:numFmt w:val="bullet"/>
+      <w:lvlText w:val="o"/>
+      <w:lvlJc w:val="left"/>
+      <w:pPr>
+        <w:ind w:left="5760" w:hanging="360"/>
+      </w:pPr>
+      <w:rPr>
+        <w:rFonts w:ascii="Courier New" w:hAnsi="Courier New" w:cs="Courier New" w:hint="default"/>
+      </w:rPr>
+    </w:lvl>
+    <w:lvl w:ilvl="8" w:tplc="04090005" w:tentative="1">
+      <w:start w:val="1"/>
+      <w:numFmt w:val="bullet"/>
+      <w:lvlText w:val=""/>
+      <w:lvlJc w:val="left"/>
+      <w:pPr>
+        <w:ind w:left="6480" w:hanging="360"/>
+      </w:pPr>
+      <w:rPr>
+        <w:rFonts w:ascii="Wingdings" w:hAnsi="Wingdings" w:hint="default"/>
+      </w:rPr>
+    </w:lvl>
+  </w:abstractNum>
+  <w:num w:numId="1" w16cid:durableId="98842150">
+    <w:abstractNumId w:val="3"/>
+  </w:num>
+  <w:num w:numId="2" w16cid:durableId="544146407">
+    <w:abstractNumId w:val="4"/>
+  </w:num>
+  <w:num w:numId="3" w16cid:durableId="1039359839">
+    <w:abstractNumId w:val="0"/>
+  </w:num>
+  <w:num w:numId="4" w16cid:durableId="1631744034">
+    <w:abstractNumId w:val="1"/>
+  </w:num>
+  <w:num w:numId="5" w16cid:durableId="1375276803">
+    <w:abstractNumId w:val="2"/>
+  </w:num>
+</w:numbering>
 </file>
 
 <file path=word/styles.xml><?xml version="1.0" encoding="utf-8"?>
@@ -470,7 +2787,6 @@
     <w:next w:val="Normal"/>
     <w:link w:val="Heading3Char"/>
     <w:uiPriority w:val="9"/>
-    <w:semiHidden/>
     <w:unhideWhenUsed/>
     <w:qFormat/>
     <w:rsid w:val="00213396"/>
@@ -493,7 +2809,6 @@
     <w:next w:val="Normal"/>
     <w:link w:val="Heading4Char"/>
     <w:uiPriority w:val="9"/>
-    <w:semiHidden/>
     <w:unhideWhenUsed/>
     <w:qFormat/>
     <w:rsid w:val="00213396"/>
@@ -678,7 +2993,6 @@
     <w:basedOn w:val="DefaultParagraphFont"/>
     <w:link w:val="Heading3"/>
     <w:uiPriority w:val="9"/>
-    <w:semiHidden/>
     <w:rsid w:val="00213396"/>
     <w:rPr>
       <w:rFonts w:eastAsiaTheme="majorEastAsia" w:cstheme="majorBidi"/>
@@ -692,7 +3006,6 @@
     <w:basedOn w:val="DefaultParagraphFont"/>
     <w:link w:val="Heading4"/>
     <w:uiPriority w:val="9"/>
-    <w:semiHidden/>
     <w:rsid w:val="00213396"/>
     <w:rPr>
       <w:rFonts w:eastAsiaTheme="majorEastAsia" w:cstheme="majorBidi"/>
@@ -934,6 +3247,29 @@
       <w:smallCaps/>
       <w:color w:val="2F5496" w:themeColor="accent1" w:themeShade="BF"/>
       <w:spacing w:val="5"/>
+    </w:rPr>
+  </w:style>
+  <w:style w:type="character" w:styleId="Hyperlink">
+    <w:name w:val="Hyperlink"/>
+    <w:basedOn w:val="DefaultParagraphFont"/>
+    <w:uiPriority w:val="99"/>
+    <w:unhideWhenUsed/>
+    <w:rsid w:val="002D11AA"/>
+    <w:rPr>
+      <w:color w:val="0563C1" w:themeColor="hyperlink"/>
+      <w:u w:val="single"/>
+    </w:rPr>
+  </w:style>
+  <w:style w:type="character" w:styleId="UnresolvedMention">
+    <w:name w:val="Unresolved Mention"/>
+    <w:basedOn w:val="DefaultParagraphFont"/>
+    <w:uiPriority w:val="99"/>
+    <w:semiHidden/>
+    <w:unhideWhenUsed/>
+    <w:rsid w:val="002D11AA"/>
+    <w:rPr>
+      <w:color w:val="605E5C"/>
+      <w:shd w:val="clear" w:color="auto" w:fill="E1DFDD"/>
     </w:rPr>
   </w:style>
 </w:styles>
